--- a/depin/content/ambios-competitive-review-0914.docx
+++ b/depin/content/ambios-competitive-review-0914.docx
@@ -762,6 +762,208 @@
       </w:r>
     </w:p>
     <w:p>
+      <w:r>
+        <w:rPr>
+          <w:rFonts w:ascii="Malgun Gothic" w:hAnsi="Malgun Gothic" w:eastAsia="Malgun Gothic"/>
+          <w:b/>
+          <w:color w:val="1B1B48"/>
+          <w:sz w:val="20"/>
+        </w:rPr>
+        <w:t>팀(자사 About)</w:t>
+      </w:r>
+      <w:r>
+        <w:rPr>
+          <w:rFonts w:ascii="Malgun Gothic" w:hAnsi="Malgun Gothic" w:eastAsia="Malgun Gothic"/>
+          <w:color w:val="1B1B48"/>
+          <w:sz w:val="20"/>
+        </w:rPr>
+        <w:t xml:space="preserve">: CEO </w:t>
+      </w:r>
+      <w:r>
+        <w:rPr>
+          <w:rFonts w:ascii="Malgun Gothic" w:hAnsi="Malgun Gothic" w:eastAsia="Malgun Gothic"/>
+          <w:b/>
+          <w:color w:val="1B1B48"/>
+          <w:sz w:val="20"/>
+        </w:rPr>
+        <w:t>Luca Franchi</w:t>
+      </w:r>
+      <w:r>
+        <w:rPr>
+          <w:rFonts w:ascii="Malgun Gothic" w:hAnsi="Malgun Gothic" w:eastAsia="Malgun Gothic"/>
+          <w:color w:val="1B1B48"/>
+          <w:sz w:val="20"/>
+        </w:rPr>
+        <w:t xml:space="preserve">(텔레포니카·O2·Sky 성장) · COO </w:t>
+      </w:r>
+      <w:r>
+        <w:rPr>
+          <w:rFonts w:ascii="Malgun Gothic" w:hAnsi="Malgun Gothic" w:eastAsia="Malgun Gothic"/>
+          <w:b/>
+          <w:color w:val="1B1B48"/>
+          <w:sz w:val="20"/>
+        </w:rPr>
+        <w:t>Ivan D'Ettorre</w:t>
+      </w:r>
+      <w:r>
+        <w:rPr>
+          <w:rFonts w:ascii="Malgun Gothic" w:hAnsi="Malgun Gothic" w:eastAsia="Malgun Gothic"/>
+          <w:color w:val="1B1B48"/>
+          <w:sz w:val="20"/>
+        </w:rPr>
+        <w:t xml:space="preserve">(전 PlanetWatch CIO) · 사업 </w:t>
+      </w:r>
+      <w:r>
+        <w:rPr>
+          <w:rFonts w:ascii="Malgun Gothic" w:hAnsi="Malgun Gothic" w:eastAsia="Malgun Gothic"/>
+          <w:b/>
+          <w:color w:val="1B1B48"/>
+          <w:sz w:val="20"/>
+        </w:rPr>
+        <w:t>Matt Hollobaugh</w:t>
+      </w:r>
+      <w:r>
+        <w:rPr>
+          <w:rFonts w:ascii="Malgun Gothic" w:hAnsi="Malgun Gothic" w:eastAsia="Malgun Gothic"/>
+          <w:color w:val="1B1B48"/>
+          <w:sz w:val="20"/>
+        </w:rPr>
+        <w:t>(</w:t>
+      </w:r>
+      <w:r>
+        <w:rPr>
+          <w:rFonts w:ascii="Malgun Gothic" w:hAnsi="Malgun Gothic" w:eastAsia="Malgun Gothic"/>
+          <w:b/>
+          <w:color w:val="1B1B48"/>
+          <w:sz w:val="20"/>
+        </w:rPr>
+        <w:t>전 AccuWeather 글로벌 BD 디렉터</w:t>
+      </w:r>
+      <w:r>
+        <w:rPr>
+          <w:rFonts w:ascii="Malgun Gothic" w:hAnsi="Malgun Gothic" w:eastAsia="Malgun Gothic"/>
+          <w:color w:val="1B1B48"/>
+          <w:sz w:val="20"/>
+        </w:rPr>
+        <w:t xml:space="preserve"> — 기상 데이터 판매 경력자) · 기술 </w:t>
+      </w:r>
+      <w:r>
+        <w:rPr>
+          <w:rFonts w:ascii="Malgun Gothic" w:hAnsi="Malgun Gothic" w:eastAsia="Malgun Gothic"/>
+          <w:b/>
+          <w:color w:val="1B1B48"/>
+          <w:sz w:val="20"/>
+        </w:rPr>
+        <w:t>Roberto Falzone</w:t>
+      </w:r>
+      <w:r>
+        <w:rPr>
+          <w:rFonts w:ascii="Malgun Gothic" w:hAnsi="Malgun Gothic" w:eastAsia="Malgun Gothic"/>
+          <w:color w:val="1B1B48"/>
+          <w:sz w:val="20"/>
+        </w:rPr>
+        <w:t xml:space="preserve">(전 PlanetWatch 테크리드). 자문: 마이애미대 공대 학장(에어로졸 과학) · Borderless Capital 파트너(전 Telefónica Ventures 투자총괄). </w:t>
+      </w:r>
+      <w:r>
+        <w:rPr>
+          <w:rFonts w:ascii="Malgun Gothic" w:hAnsi="Malgun Gothic" w:eastAsia="Malgun Gothic"/>
+          <w:b/>
+          <w:color w:val="1B1B48"/>
+          <w:sz w:val="20"/>
+        </w:rPr>
+        <w:t>PlanetWatch 핵심 인력이 그대로 넘어왔다.</w:t>
+      </w:r>
+    </w:p>
+    <w:p>
+      <w:r>
+        <w:rPr>
+          <w:rFonts w:ascii="Malgun Gothic" w:hAnsi="Malgun Gothic" w:eastAsia="Malgun Gothic"/>
+          <w:b/>
+          <w:color w:val="1B1B48"/>
+          <w:sz w:val="20"/>
+        </w:rPr>
+        <w:t>배치·제휴 실적(자사 공개)</w:t>
+      </w:r>
+      <w:r>
+        <w:rPr>
+          <w:rFonts w:ascii="Malgun Gothic" w:hAnsi="Malgun Gothic" w:eastAsia="Malgun Gothic"/>
+          <w:color w:val="1B1B48"/>
+          <w:sz w:val="20"/>
+        </w:rPr>
+        <w:t>: 타코벨 프랜차이즈 · 베스트웨스턴 라스베이거스 · LA 재패니즈빌리지플라자 · Synoptic Data · SwissBorg · OpenLedger · CMC Labs · 런던 그린시티 액셀러레이터.</w:t>
+      </w:r>
+    </w:p>
+    <w:p>
+      <w:r>
+        <w:rPr>
+          <w:rFonts w:ascii="Malgun Gothic" w:hAnsi="Malgun Gothic" w:eastAsia="Malgun Gothic"/>
+          <w:b/>
+          <w:color w:val="1B1B48"/>
+          <w:sz w:val="20"/>
+        </w:rPr>
+        <w:t>★★ 에어드랍 설계 실패 공개 인정 (2025-05)</w:t>
+      </w:r>
+      <w:r>
+        <w:rPr>
+          <w:rFonts w:ascii="Malgun Gothic" w:hAnsi="Malgun Gothic" w:eastAsia="Malgun Gothic"/>
+          <w:color w:val="1B1B48"/>
+          <w:sz w:val="20"/>
+        </w:rPr>
+        <w:t xml:space="preserve"> — *"초기 접근이 잘못됐음을 인정한다"* 며 배분을 늦췄고 이유로 </w:t>
+      </w:r>
+      <w:r>
+        <w:rPr>
+          <w:rFonts w:ascii="Malgun Gothic" w:hAnsi="Malgun Gothic" w:eastAsia="Malgun Gothic"/>
+          <w:b/>
+          <w:color w:val="1B1B48"/>
+          <w:sz w:val="20"/>
+        </w:rPr>
+        <w:t>가격 안정</w:t>
+      </w:r>
+      <w:r>
+        <w:rPr>
+          <w:rFonts w:ascii="Malgun Gothic" w:hAnsi="Malgun Gothic" w:eastAsia="Malgun Gothic"/>
+          <w:color w:val="1B1B48"/>
+          <w:sz w:val="20"/>
+        </w:rPr>
+        <w:t xml:space="preserve">을 들었다. </w:t>
+      </w:r>
+      <w:r>
+        <w:rPr>
+          <w:rFonts w:ascii="Malgun Gothic" w:hAnsi="Malgun Gothic" w:eastAsia="Malgun Gothic"/>
+          <w:b/>
+          <w:color w:val="1B1B48"/>
+          <w:sz w:val="20"/>
+        </w:rPr>
+        <w:t>채굴된 보상 토큰이 한꺼번에 풀리면 무너진다</w:t>
+      </w:r>
+      <w:r>
+        <w:rPr>
+          <w:rFonts w:ascii="Malgun Gothic" w:hAnsi="Malgun Gothic" w:eastAsia="Malgun Gothic"/>
+          <w:color w:val="1B1B48"/>
+          <w:sz w:val="20"/>
+        </w:rPr>
+        <w:t xml:space="preserve">는 문제를 그들 스스로 확인한 사례다. </w:t>
+      </w:r>
+      <w:r>
+        <w:rPr>
+          <w:rFonts w:ascii="Malgun Gothic" w:hAnsi="Malgun Gothic" w:eastAsia="Malgun Gothic"/>
+          <w:b/>
+          <w:color w:val="1B1B48"/>
+          <w:sz w:val="20"/>
+        </w:rPr>
+        <w:t>우리 「보상 비보장 · 기기 판매로 원가 회수」 구조의 실증 근거</w:t>
+      </w:r>
+      <w:r>
+        <w:rPr>
+          <w:rFonts w:ascii="Malgun Gothic" w:hAnsi="Malgun Gothic" w:eastAsia="Malgun Gothic"/>
+          <w:color w:val="1B1B48"/>
+          <w:sz w:val="20"/>
+        </w:rPr>
+        <w:t xml:space="preserve"> — 소극적인 설계가 아니라 저 문제를 피하는 설계라는 뜻이다.</w:t>
+      </w:r>
+    </w:p>
+    <w:p>
       <w:pPr>
         <w:spacing w:before="280"/>
       </w:pPr>
@@ -773,6 +975,17 @@
           <w:sz w:val="26"/>
         </w:rPr>
         <w:t>3. 규모 — 숫자가 자료마다 다르다</w:t>
+      </w:r>
+    </w:p>
+    <w:p>
+      <w:r>
+        <w:rPr>
+          <w:rFonts w:ascii="Malgun Gothic" w:hAnsi="Malgun Gothic" w:eastAsia="Malgun Gothic"/>
+          <w:b/>
+          <w:color w:val="1B1B48"/>
+          <w:sz w:val="20"/>
+        </w:rPr>
+        <w:t>9/14 정정 — 자사 대시보드(1차 자료) 확보로 수치가 확정됐다.</w:t>
       </w:r>
     </w:p>
     <w:tbl>
@@ -850,7 +1063,59 @@
                 <w:color w:val="1B1B48"/>
                 <w:sz w:val="18"/>
               </w:rPr>
-              <w:t>출처 성격</w:t>
+              <w:t>출처</w:t>
+            </w:r>
+          </w:p>
+        </w:tc>
+      </w:tr>
+      <w:tr>
+        <w:tc>
+          <w:tcPr>
+            <w:tcW w:type="dxa" w:w="3289"/>
+          </w:tcPr>
+          <w:p>
+            <w:r/>
+            <w:r>
+              <w:rPr>
+                <w:rFonts w:ascii="Malgun Gothic" w:hAnsi="Malgun Gothic" w:eastAsia="Malgun Gothic"/>
+                <w:b/>
+                <w:color w:val="1B1B48"/>
+                <w:sz w:val="18"/>
+              </w:rPr>
+              <w:t>온라인 센서</w:t>
+            </w:r>
+          </w:p>
+        </w:tc>
+        <w:tc>
+          <w:tcPr>
+            <w:tcW w:type="dxa" w:w="3289"/>
+          </w:tcPr>
+          <w:p>
+            <w:r/>
+            <w:r>
+              <w:rPr>
+                <w:rFonts w:ascii="Malgun Gothic" w:hAnsi="Malgun Gothic" w:eastAsia="Malgun Gothic"/>
+                <w:b/>
+                <w:color w:val="1B1B48"/>
+                <w:sz w:val="18"/>
+              </w:rPr>
+              <w:t>4,097</w:t>
+            </w:r>
+          </w:p>
+        </w:tc>
+        <w:tc>
+          <w:tcPr>
+            <w:tcW w:type="dxa" w:w="3289"/>
+          </w:tcPr>
+          <w:p>
+            <w:r/>
+            <w:r>
+              <w:rPr>
+                <w:rFonts w:ascii="Malgun Gothic" w:hAnsi="Malgun Gothic" w:eastAsia="Malgun Gothic"/>
+                <w:color w:val="1B1B48"/>
+                <w:sz w:val="18"/>
+              </w:rPr>
+              <w:t>자사 홈 대시보드 실시간</w:t>
             </w:r>
           </w:p>
         </w:tc>
@@ -868,41 +1133,7 @@
                 <w:color w:val="1B1B48"/>
                 <w:sz w:val="18"/>
               </w:rPr>
-              <w:t>센서 수</w:t>
-            </w:r>
-          </w:p>
-        </w:tc>
-        <w:tc>
-          <w:tcPr>
-            <w:tcW w:type="dxa" w:w="3289"/>
-          </w:tcPr>
-          <w:p>
-            <w:r/>
-            <w:r>
-              <w:rPr>
-                <w:rFonts w:ascii="Malgun Gothic" w:hAnsi="Malgun Gothic" w:eastAsia="Malgun Gothic"/>
-                <w:b/>
-                <w:color w:val="1B1B48"/>
-                <w:sz w:val="18"/>
-              </w:rPr>
-              <w:t>8,000+ / 20,000+ / 25,000+</w:t>
-            </w:r>
-            <w:r>
-              <w:rPr>
-                <w:rFonts w:ascii="Malgun Gothic" w:hAnsi="Malgun Gothic" w:eastAsia="Malgun Gothic"/>
-                <w:color w:val="1B1B48"/>
-                <w:sz w:val="18"/>
-              </w:rPr>
-              <w:t xml:space="preserve"> 로 </w:t>
-            </w:r>
-            <w:r>
-              <w:rPr>
-                <w:rFonts w:ascii="Malgun Gothic" w:hAnsi="Malgun Gothic" w:eastAsia="Malgun Gothic"/>
-                <w:b/>
-                <w:color w:val="1B1B48"/>
-                <w:sz w:val="18"/>
-              </w:rPr>
-              <w:t>불일치</w:t>
+              <w:t>누적 배포</w:t>
             </w:r>
           </w:p>
         </w:tc>
@@ -918,7 +1149,23 @@
                 <w:color w:val="1B1B48"/>
                 <w:sz w:val="18"/>
               </w:rPr>
-              <w:t>회사·2차 자료. 시점·기준(누적 배포 vs 활성) 불명</w:t>
+              <w:t>8,000+ (유럽·북미 20개 시장)</w:t>
+            </w:r>
+          </w:p>
+        </w:tc>
+        <w:tc>
+          <w:tcPr>
+            <w:tcW w:type="dxa" w:w="3289"/>
+          </w:tcPr>
+          <w:p>
+            <w:r/>
+            <w:r>
+              <w:rPr>
+                <w:rFonts w:ascii="Malgun Gothic" w:hAnsi="Malgun Gothic" w:eastAsia="Malgun Gothic"/>
+                <w:color w:val="1B1B48"/>
+                <w:sz w:val="18"/>
+              </w:rPr>
+              <w:t>자사 About</w:t>
             </w:r>
           </w:p>
         </w:tc>
@@ -952,7 +1199,7 @@
                 <w:color w:val="1B1B48"/>
                 <w:sz w:val="18"/>
               </w:rPr>
-              <w:t>5만</w:t>
+              <w:t>45,879</w:t>
             </w:r>
           </w:p>
         </w:tc>
@@ -968,7 +1215,7 @@
                 <w:color w:val="1B1B48"/>
                 <w:sz w:val="18"/>
               </w:rPr>
-              <w:t>회사 주장</w:t>
+              <w:t>자사 대시보드</w:t>
             </w:r>
           </w:p>
         </w:tc>
@@ -986,7 +1233,7 @@
                 <w:color w:val="1B1B48"/>
                 <w:sz w:val="18"/>
               </w:rPr>
-              <w:t>국가</w:t>
+              <w:t>누적 데이터 스트림</w:t>
             </w:r>
           </w:p>
         </w:tc>
@@ -1002,7 +1249,7 @@
                 <w:color w:val="1B1B48"/>
                 <w:sz w:val="18"/>
               </w:rPr>
-              <w:t>20개국+</w:t>
+              <w:t>126억 건</w:t>
             </w:r>
           </w:p>
         </w:tc>
@@ -1018,7 +1265,7 @@
                 <w:color w:val="1B1B48"/>
                 <w:sz w:val="18"/>
               </w:rPr>
-              <w:t>회사 주장</w:t>
+              <w:t>자사 대시보드</w:t>
             </w:r>
           </w:p>
         </w:tc>
@@ -1036,7 +1283,7 @@
                 <w:color w:val="1B1B48"/>
                 <w:sz w:val="18"/>
               </w:rPr>
-              <w:t>순위</w:t>
+              <w:t>AmbiGo! 체크인</w:t>
             </w:r>
           </w:p>
         </w:tc>
@@ -1052,7 +1299,7 @@
                 <w:color w:val="1B1B48"/>
                 <w:sz w:val="18"/>
               </w:rPr>
-              <w:t>센서 배포 기준 DePIN 상위 3위</w:t>
+              <w:t>277만 건</w:t>
             </w:r>
           </w:p>
         </w:tc>
@@ -1068,7 +1315,57 @@
                 <w:color w:val="1B1B48"/>
                 <w:sz w:val="18"/>
               </w:rPr>
-              <w:t>2차 자료</w:t>
+              <w:t>자사 대시보드</w:t>
+            </w:r>
+          </w:p>
+        </w:tc>
+      </w:tr>
+      <w:tr>
+        <w:tc>
+          <w:tcPr>
+            <w:tcW w:type="dxa" w:w="3289"/>
+          </w:tcPr>
+          <w:p>
+            <w:r/>
+            <w:r>
+              <w:rPr>
+                <w:rFonts w:ascii="Malgun Gothic" w:hAnsi="Malgun Gothic" w:eastAsia="Malgun Gothic"/>
+                <w:color w:val="1B1B48"/>
+                <w:sz w:val="18"/>
+              </w:rPr>
+              <w:t>X 팔로워</w:t>
+            </w:r>
+          </w:p>
+        </w:tc>
+        <w:tc>
+          <w:tcPr>
+            <w:tcW w:type="dxa" w:w="3289"/>
+          </w:tcPr>
+          <w:p>
+            <w:r/>
+            <w:r>
+              <w:rPr>
+                <w:rFonts w:ascii="Malgun Gothic" w:hAnsi="Malgun Gothic" w:eastAsia="Malgun Gothic"/>
+                <w:color w:val="1B1B48"/>
+                <w:sz w:val="18"/>
+              </w:rPr>
+              <w:t>1.06만 (2024-01 개설)</w:t>
+            </w:r>
+          </w:p>
+        </w:tc>
+        <w:tc>
+          <w:tcPr>
+            <w:tcW w:type="dxa" w:w="3289"/>
+          </w:tcPr>
+          <w:p>
+            <w:r/>
+            <w:r>
+              <w:rPr>
+                <w:rFonts w:ascii="Malgun Gothic" w:hAnsi="Malgun Gothic" w:eastAsia="Malgun Gothic"/>
+                <w:color w:val="1B1B48"/>
+                <w:sz w:val="18"/>
+              </w:rPr>
+              <w:t>X</w:t>
             </w:r>
           </w:p>
         </w:tc>
@@ -1099,19 +1396,10 @@
             <w:r>
               <w:rPr>
                 <w:rFonts w:ascii="Malgun Gothic" w:hAnsi="Malgun Gothic" w:eastAsia="Malgun Gothic"/>
-                <w:b/>
                 <w:color w:val="1B1B48"/>
                 <w:sz w:val="18"/>
               </w:rPr>
-              <w:t>커뮤니티 7만 센서</w:t>
-            </w:r>
-            <w:r>
-              <w:rPr>
-                <w:rFonts w:ascii="Malgun Gothic" w:hAnsi="Malgun Gothic" w:eastAsia="Malgun Gothic"/>
-                <w:color w:val="1B1B48"/>
-                <w:sz w:val="18"/>
-              </w:rPr>
-              <w:t xml:space="preserve"> 주장</w:t>
+              <w:t>커뮤니티 7만 센서 주장</w:t>
             </w:r>
           </w:p>
         </w:tc>
@@ -1127,7 +1415,7 @@
                 <w:color w:val="1B1B48"/>
                 <w:sz w:val="18"/>
               </w:rPr>
-              <w:t>2021~22년 자료</w:t>
+              <w:t>2021~22년 2차 자료</w:t>
             </w:r>
           </w:p>
         </w:tc>
@@ -1138,10 +1426,19 @@
       <w:r>
         <w:rPr>
           <w:rFonts w:ascii="Malgun Gothic" w:hAnsi="Malgun Gothic" w:eastAsia="Malgun Gothic"/>
+          <w:b/>
           <w:color w:val="1B1B48"/>
           <w:sz w:val="20"/>
         </w:rPr>
-        <w:t xml:space="preserve">⚠ </w:t>
+        <w:t>★ 핵심은 배포와 온라인의 간극이다 — 8,000+ 배포 중 온라인 4,097, 절반 수준.</w:t>
+      </w:r>
+      <w:r>
+        <w:rPr>
+          <w:rFonts w:ascii="Malgun Gothic" w:hAnsi="Malgun Gothic" w:eastAsia="Malgun Gothic"/>
+          <w:color w:val="1B1B48"/>
+          <w:sz w:val="20"/>
+        </w:rPr>
+        <w:t xml:space="preserve"> DePIN 의 이탈률이 숫자로 보이는 지점이고, </w:t>
       </w:r>
       <w:r>
         <w:rPr>
@@ -1150,7 +1447,7 @@
           <w:color w:val="1B1B48"/>
           <w:sz w:val="20"/>
         </w:rPr>
-        <w:t>단일 수치로 인용하지 않는다.</w:t>
+        <w:t>우리가 「배포 대수」가 아니라 「가동 지점」으로 말해야 하는 이유</w:t>
       </w:r>
       <w:r>
         <w:rPr>
@@ -1158,7 +1455,7 @@
           <w:color w:val="1B1B48"/>
           <w:sz w:val="20"/>
         </w:rPr>
-        <w:t xml:space="preserve"> 특히 </w:t>
+        <w:t xml:space="preserve">이기도 하다. 과거 7만 주장과의 간극은 기준 차이일 수도 실제 축소일 수도 있어 </w:t>
       </w:r>
       <w:r>
         <w:rPr>
@@ -1167,24 +1464,7 @@
           <w:color w:val="1B1B48"/>
           <w:sz w:val="20"/>
         </w:rPr>
-        <w:t>과거 7만 주장과 현재 8,000~25,000 사이의 간극</w:t>
-      </w:r>
-      <w:r>
-        <w:rPr>
-          <w:rFonts w:ascii="Malgun Gothic" w:hAnsi="Malgun Gothic" w:eastAsia="Malgun Gothic"/>
-          <w:color w:val="1B1B48"/>
-          <w:sz w:val="20"/>
-        </w:rPr>
-        <w:t xml:space="preserve">은 기준 차이일 수도, 실제 축소일 수도 있다. </w:t>
-      </w:r>
-      <w:r>
-        <w:rPr>
-          <w:rFonts w:ascii="Malgun Gothic" w:hAnsi="Malgun Gothic" w:eastAsia="Malgun Gothic"/>
-          <w:b/>
-          <w:color w:val="1B1B48"/>
-          <w:sz w:val="20"/>
-        </w:rPr>
-        <w:t>확인되지 않았으므로 어느 쪽으로도 단정하지 않는다.</w:t>
+        <w:t>여전히 단정하지 않는다.</w:t>
       </w:r>
       <w:r>
         <w:rPr>
@@ -1725,7 +2005,7 @@
                 <w:color w:val="1B1B48"/>
                 <w:sz w:val="18"/>
               </w:rPr>
-              <w:t>실외 대기</w:t>
+              <w:t>실내·실외 모두</w:t>
             </w:r>
             <w:r>
               <w:rPr>
@@ -1733,7 +2013,7 @@
                 <w:color w:val="1B1B48"/>
                 <w:sz w:val="18"/>
               </w:rPr>
-              <w:t xml:space="preserve"> 중심</w:t>
+              <w:t xml:space="preserve"> — IN5·Sensedge Mini(실내) · AirGradient Open Air(실외)</w:t>
             </w:r>
           </w:p>
         </w:tc>
@@ -1789,10 +2069,19 @@
             <w:r>
               <w:rPr>
                 <w:rFonts w:ascii="Malgun Gothic" w:hAnsi="Malgun Gothic" w:eastAsia="Malgun Gothic"/>
+                <w:b/>
                 <w:color w:val="1B1B48"/>
                 <w:sz w:val="18"/>
               </w:rPr>
-              <w:t>저가 센서</w:t>
+              <w:t>소비자용 저가 센서</w:t>
+            </w:r>
+            <w:r>
+              <w:rPr>
+                <w:rFonts w:ascii="Malgun Gothic" w:hAnsi="Malgun Gothic" w:eastAsia="Malgun Gothic"/>
+                <w:color w:val="1B1B48"/>
+                <w:sz w:val="18"/>
+              </w:rPr>
+              <w:t>(가정용 99달러)</w:t>
             </w:r>
           </w:p>
         </w:tc>
@@ -2191,7 +2480,7 @@
           <w:color w:val="1B1B48"/>
           <w:sz w:val="20"/>
         </w:rPr>
-        <w:t>② 실내.</w:t>
+        <w:t>② 실내 — 단, 「우리만 실내를 한다」가 아니다(9/14 정정).</w:t>
       </w:r>
       <w:r>
         <w:rPr>
@@ -2199,7 +2488,7 @@
           <w:color w:val="1B1B48"/>
           <w:sz w:val="20"/>
         </w:rPr>
-        <w:t xml:space="preserve"> 그들은 대기(옥외) 중심이고, 우리는 </w:t>
+        <w:t xml:space="preserve"> 그들도 실내 센서를 판다(IN5 · Sensedge Mini). 차이는 </w:t>
       </w:r>
       <w:r>
         <w:rPr>
@@ -2208,7 +2497,7 @@
           <w:color w:val="1B1B48"/>
           <w:sz w:val="20"/>
         </w:rPr>
-        <w:t>사람이 실제로 있는 공간</w:t>
+        <w:t>영역이 아니라 등급</w:t>
       </w:r>
       <w:r>
         <w:rPr>
@@ -2216,7 +2505,41 @@
           <w:color w:val="1B1B48"/>
           <w:sz w:val="20"/>
         </w:rPr>
-        <w:t>이다. 예보가 멈추는 지점이며 기존 관측망이 비워 둔 칸이다.</w:t>
+        <w:t xml:space="preserve">이다: 소비자용 저가 센서와 </w:t>
+      </w:r>
+      <w:r>
+        <w:rPr>
+          <w:rFonts w:ascii="Malgun Gothic" w:hAnsi="Malgun Gothic" w:eastAsia="Malgun Gothic"/>
+          <w:b/>
+          <w:color w:val="1B1B48"/>
+          <w:sz w:val="20"/>
+        </w:rPr>
+        <w:t>인증 계측기</w:t>
+      </w:r>
+      <w:r>
+        <w:rPr>
+          <w:rFonts w:ascii="Malgun Gothic" w:hAnsi="Malgun Gothic" w:eastAsia="Malgun Gothic"/>
+          <w:color w:val="1B1B48"/>
+          <w:sz w:val="20"/>
+        </w:rPr>
+        <w:t xml:space="preserve">는 데이터 상품으로서 다른 물건이다. 대화에서 「우리는 실내, 그들은 실외」로 말하면 </w:t>
+      </w:r>
+      <w:r>
+        <w:rPr>
+          <w:rFonts w:ascii="Malgun Gothic" w:hAnsi="Malgun Gothic" w:eastAsia="Malgun Gothic"/>
+          <w:b/>
+          <w:color w:val="1B1B48"/>
+          <w:sz w:val="20"/>
+        </w:rPr>
+        <w:t>틀린 말이고 반박당한다.</w:t>
+      </w:r>
+      <w:r>
+        <w:rPr>
+          <w:rFonts w:ascii="Malgun Gothic" w:hAnsi="Malgun Gothic" w:eastAsia="Malgun Gothic"/>
+          <w:color w:val="1B1B48"/>
+          <w:sz w:val="20"/>
+        </w:rPr>
+        <w:t xml:space="preserve"> 「같은 실내라도 등급이 다르다」로 말한다.</w:t>
       </w:r>
     </w:p>
     <w:p>
@@ -2695,7 +3018,58 @@
           <w:color w:val="1B1B48"/>
           <w:sz w:val="20"/>
         </w:rPr>
-        <w:t xml:space="preserve"> — SAP·Datarade 같은 기업 데이터 마켓 등재가 우리 B2B 축과 어떻게 붙는지 검토.</w:t>
+        <w:t xml:space="preserve"> — SAP·Datarade 같은 기업 데이터 마켓 등재가 우리 B2B 축과 어떻게 붙는지 검토. 5. </w:t>
+      </w:r>
+      <w:r>
+        <w:rPr>
+          <w:rFonts w:ascii="Malgun Gothic" w:hAnsi="Malgun Gothic" w:eastAsia="Malgun Gothic"/>
+          <w:b/>
+          <w:color w:val="1B1B48"/>
+          <w:sz w:val="20"/>
+        </w:rPr>
+        <w:t>「가동 지점」으로 말한다</w:t>
+      </w:r>
+      <w:r>
+        <w:rPr>
+          <w:rFonts w:ascii="Malgun Gothic" w:hAnsi="Malgun Gothic" w:eastAsia="Malgun Gothic"/>
+          <w:color w:val="1B1B48"/>
+          <w:sz w:val="20"/>
+        </w:rPr>
+        <w:t xml:space="preserve"> — 그들의 배포 8,000 대 온라인 4,097 이 보여 주듯 </w:t>
+      </w:r>
+      <w:r>
+        <w:rPr>
+          <w:rFonts w:ascii="Malgun Gothic" w:hAnsi="Malgun Gothic" w:eastAsia="Malgun Gothic"/>
+          <w:b/>
+          <w:color w:val="1B1B48"/>
+          <w:sz w:val="20"/>
+        </w:rPr>
+        <w:t>배포 대수는 실체가 아니다.</w:t>
+      </w:r>
+      <w:r>
+        <w:rPr>
+          <w:rFonts w:ascii="Malgun Gothic" w:hAnsi="Malgun Gothic" w:eastAsia="Malgun Gothic"/>
+          <w:color w:val="1B1B48"/>
+          <w:sz w:val="20"/>
+        </w:rPr>
+        <w:t xml:space="preserve"> 우리도 처음부터 판매 대수가 아니라 </w:t>
+      </w:r>
+      <w:r>
+        <w:rPr>
+          <w:rFonts w:ascii="Malgun Gothic" w:hAnsi="Malgun Gothic" w:eastAsia="Malgun Gothic"/>
+          <w:b/>
+          <w:color w:val="1B1B48"/>
+          <w:sz w:val="20"/>
+        </w:rPr>
+        <w:t>가동 중인 관측 지점</w:t>
+      </w:r>
+      <w:r>
+        <w:rPr>
+          <w:rFonts w:ascii="Malgun Gothic" w:hAnsi="Malgun Gothic" w:eastAsia="Malgun Gothic"/>
+          <w:color w:val="1B1B48"/>
+          <w:sz w:val="20"/>
+        </w:rPr>
+        <w:t>을 지표로 쓴다.</w:t>
       </w:r>
     </w:p>
     <w:p>
